--- a/Khoihienthivagiaotiep/Thiết kế khối hiển thị và các chức năng giao tiếp.docx
+++ b/Khoihienthivagiaotiep/Thiết kế khối hiển thị và các chức năng giao tiếp.docx
@@ -3,459 +3,968 @@
 <w:document xmlns:wpc="http://schemas.microsoft.com/office/word/2010/wordprocessingCanvas" xmlns:cx="http://schemas.microsoft.com/office/drawing/2014/chartex" xmlns:cx1="http://schemas.microsoft.com/office/drawing/2015/9/8/chartex" xmlns:cx2="http://schemas.microsoft.com/office/drawing/2015/10/21/chartex" xmlns:cx3="http://schemas.microsoft.com/office/drawing/2016/5/9/chartex" xmlns:cx4="http://schemas.microsoft.com/office/drawing/2016/5/10/chartex" xmlns:cx5="http://schemas.microsoft.com/office/drawing/2016/5/11/chartex" xmlns:cx6="http://schemas.microsoft.com/office/drawing/2016/5/12/chartex" xmlns:cx7="http://schemas.microsoft.com/office/drawing/2016/5/13/chartex" xmlns:cx8="http://schemas.microsoft.com/office/drawing/2016/5/14/chartex" xmlns:mc="http://schemas.openxmlformats.org/markup-compatibility/2006" xmlns:aink="http://schemas.microsoft.com/office/drawing/2016/ink" xmlns:am3d="http://schemas.microsoft.com/office/drawing/2017/model3d" xmlns:o="urn:schemas-microsoft-com:office:office" xmlns:oel="http://schemas.microsoft.com/office/2019/extlst" xmlns:r="http://schemas.openxmlformats.org/officeDocument/2006/relationships" xmlns:m="http://schemas.openxmlformats.org/officeDocument/2006/math" xmlns:v="urn:schemas-microsoft-com:vml" xmlns:wp14="http://schemas.microsoft.com/office/word/2010/wordprocessingDrawing" xmlns:wp="http://schemas.openxmlformats.org/drawingml/2006/wordprocessingDrawing" xmlns:w10="urn:schemas-microsoft-com:office:word" xmlns:w="http://schemas.openxmlformats.org/wordprocessingml/2006/main" xmlns:w14="http://schemas.microsoft.com/office/word/2010/wordml" xmlns:w15="http://schemas.microsoft.com/office/word/2012/wordml" xmlns:w16cex="http://schemas.microsoft.com/office/word/2018/wordml/cex" xmlns:w16cid="http://schemas.microsoft.com/office/word/2016/wordml/cid" xmlns:w16="http://schemas.microsoft.com/office/word/2018/wordml" xmlns:w16du="http://schemas.microsoft.com/office/word/2023/wordml/word16du" xmlns:w16sdtdh="http://schemas.microsoft.com/office/word/2020/wordml/sdtdatahash" xmlns:w16sdtfl="http://schemas.microsoft.com/office/word/2024/wordml/sdtformatlock" xmlns:w16se="http://schemas.microsoft.com/office/word/2015/wordml/symex" xmlns:wpg="http://schemas.microsoft.com/office/word/2010/wordprocessingGroup" xmlns:wpi="http://schemas.microsoft.com/office/word/2010/wordprocessingInk" xmlns:wne="http://schemas.microsoft.com/office/word/2006/wordml" xmlns:wps="http://schemas.microsoft.com/office/word/2010/wordprocessingShape" mc:Ignorable="w14 w15 w16se w16cid w16 w16cex w16sdtdh w16sdtfl w16du wp14">
   <w:body>
     <w:p>
-      <w:r>
-        <w:t>I, Khối hiển thị</w:t>
-      </w:r>
-    </w:p>
-    <w:p>
-      <w:pPr>
-        <w:pStyle w:val="ListParagraph"/>
+      <w:pPr>
+        <w:jc w:val="center"/>
+        <w:rPr>
+          <w:bCs/>
+        </w:rPr>
+      </w:pPr>
+      <w:r>
+        <w:rPr>
+          <w:bCs/>
+          <w:sz w:val="28"/>
+          <w:szCs w:val="28"/>
+        </w:rPr>
+        <w:t>CHƯƠNG X: THIẾT KẾ CHI TIẾT KHỐI HIỂN THỊ VÀ GIAO TIẾP</w:t>
+      </w:r>
+    </w:p>
+    <w:p>
+      <w:pPr>
+        <w:ind w:left="0" w:firstLine="360"/>
+        <w:jc w:val="left"/>
+        <w:rPr>
+          <w:b w:val="0"/>
+        </w:rPr>
+      </w:pPr>
+      <w:r>
+        <w:rPr>
+          <w:b w:val="0"/>
+        </w:rPr>
+        <w:t>Chương này trình bày chi tiết về thiết kế phần cứng và phần mềm của khối hiển thị và giao tiếp. Dựa trên file mô phỏng và cấu hình mã nguồn STM32CubeMX, hệ thống sử dụng vi điều khiển STM32F103 làm khối xử lý trung tâm (đầu vào dữ liệu), giao tiếp với màn hình LCD 20x4 (HD44780) để hiển thị tại chỗ và IC MAX487 để truyền dữ liệu đi xa theo chuẩn công nghiệp RS485.</w:t>
+      </w:r>
+    </w:p>
+    <w:p>
+      <w:pPr>
+        <w:ind w:left="360" w:firstLine="0"/>
+        <w:rPr>
+          <w:bCs/>
+          <w:sz w:val="28"/>
+          <w:szCs w:val="28"/>
+        </w:rPr>
+      </w:pPr>
+      <w:r>
+        <w:rPr>
+          <w:bCs/>
+          <w:sz w:val="28"/>
+          <w:szCs w:val="28"/>
+        </w:rPr>
+        <w:t>1. Phân tích chức năng và ranh giới tín hiệu</w:t>
+      </w:r>
+    </w:p>
+    <w:p>
+      <w:pPr>
+        <w:ind w:left="0" w:firstLine="360"/>
+        <w:rPr>
+          <w:b w:val="0"/>
+        </w:rPr>
+      </w:pPr>
+      <w:r>
+        <w:rPr>
+          <w:b w:val="0"/>
+        </w:rPr>
+        <w:t>Trong phạm vi thiết kế của khối này, các tín hiệu đo lường đã được vi điều khiển (MCU) xử lý hoàn tất. MCU đóng vai trò là nguồn cấp tín hiệu đầu vào cho khối.</w:t>
+      </w:r>
+    </w:p>
+    <w:p>
+      <w:pPr>
         <w:numPr>
           <w:ilvl w:val="0"/>
-          <w:numId w:val="4"/>
+          <w:numId w:val="5"/>
         </w:numPr>
         <w:rPr>
           <w:b w:val="0"/>
-          <w:bCs/>
-        </w:rPr>
-      </w:pPr>
-      <w:r>
-        <w:rPr>
-          <w:b w:val="0"/>
-          <w:bCs/>
-        </w:rPr>
-        <w:t>Đầu vào: chuỗi bit từ vi xử lí quy định chức năng và dữ liệu.</w:t>
-      </w:r>
-    </w:p>
-    <w:p>
-      <w:pPr>
-        <w:pStyle w:val="ListParagraph"/>
+        </w:rPr>
+      </w:pPr>
+      <w:r>
+        <w:rPr>
+          <w:b w:val="0"/>
+        </w:rPr>
+        <w:t>Tín hiệu đầu vào (Từ vi điều khiển STM32F103):</w:t>
+      </w:r>
+    </w:p>
+    <w:p>
+      <w:pPr>
+        <w:numPr>
+          <w:ilvl w:val="1"/>
+          <w:numId w:val="5"/>
+        </w:numPr>
+        <w:rPr>
+          <w:b w:val="0"/>
+        </w:rPr>
+      </w:pPr>
+      <w:r>
+        <w:rPr>
+          <w:b w:val="0"/>
+        </w:rPr>
+        <w:t>Tín hiệu GPIO xuất ra từ MCU để điều khiển các chân Data (D4-D7) và Control (RS, EN) của màn hình LCD.</w:t>
+      </w:r>
+    </w:p>
+    <w:p>
+      <w:pPr>
+        <w:numPr>
+          <w:ilvl w:val="1"/>
+          <w:numId w:val="5"/>
+        </w:numPr>
+        <w:rPr>
+          <w:b w:val="0"/>
+        </w:rPr>
+      </w:pPr>
+      <w:r>
+        <w:rPr>
+          <w:b w:val="0"/>
+        </w:rPr>
+        <w:t>Tín hiệu UART (TX, RX) xuất ra từ bộ ngoại vi USART của STM32.</w:t>
+      </w:r>
+    </w:p>
+    <w:p>
+      <w:pPr>
+        <w:numPr>
+          <w:ilvl w:val="1"/>
+          <w:numId w:val="5"/>
+        </w:numPr>
+        <w:rPr>
+          <w:b w:val="0"/>
+        </w:rPr>
+      </w:pPr>
+      <w:r>
+        <w:rPr>
+          <w:b w:val="0"/>
+        </w:rPr>
+        <w:t>Tín hiệu GPIO điều khiển hướng truyền/nhận (DIR / DE_RE) cho IC giao tiếp RS485.</w:t>
+      </w:r>
+    </w:p>
+    <w:p>
+      <w:pPr>
         <w:numPr>
           <w:ilvl w:val="0"/>
-          <w:numId w:val="4"/>
+          <w:numId w:val="5"/>
         </w:numPr>
         <w:rPr>
           <w:b w:val="0"/>
+        </w:rPr>
+      </w:pPr>
+      <w:r>
+        <w:rPr>
+          <w:b w:val="0"/>
+        </w:rPr>
+        <w:t>Tín hiệu đầu ra:</w:t>
+      </w:r>
+    </w:p>
+    <w:p>
+      <w:pPr>
+        <w:numPr>
+          <w:ilvl w:val="1"/>
+          <w:numId w:val="5"/>
+        </w:numPr>
+        <w:rPr>
+          <w:b w:val="0"/>
+        </w:rPr>
+      </w:pPr>
+      <w:r>
+        <w:rPr>
+          <w:b w:val="0"/>
+        </w:rPr>
+        <w:t>Hiển thị (LCD 20x4): Các ký tự, thông số đo đạc trực quan dành cho người vận hành tại trạm đo.</w:t>
+      </w:r>
+    </w:p>
+    <w:p>
+      <w:pPr>
+        <w:numPr>
+          <w:ilvl w:val="1"/>
+          <w:numId w:val="5"/>
+        </w:numPr>
+        <w:rPr>
+          <w:b w:val="0"/>
+        </w:rPr>
+      </w:pPr>
+      <w:r>
+        <w:rPr>
+          <w:b w:val="0"/>
+        </w:rPr>
+        <w:t>Truyền thông (RS485): Tín hiệu điện áp vi sai (A và B) truyền trên đường dây cáp xoắn đôi, cho phép kết nối với máy tính, PLC hoặc hệ thống SCADA.</w:t>
+      </w:r>
+    </w:p>
+    <w:p>
+      <w:pPr>
+        <w:ind w:left="360" w:firstLine="0"/>
+        <w:rPr>
           <w:bCs/>
-        </w:rPr>
-      </w:pPr>
-      <w:r>
-        <w:rPr>
-          <w:b w:val="0"/>
+          <w:sz w:val="28"/>
+          <w:szCs w:val="28"/>
+        </w:rPr>
+      </w:pPr>
+      <w:r>
+        <w:rPr>
           <w:bCs/>
-        </w:rPr>
-        <w:t>Đầu ra: hiển thị dữ liệu và thực hiện các lệnh chức năng.</w:t>
-      </w:r>
-    </w:p>
-    <w:p>
-      <w:pPr>
-        <w:pStyle w:val="ListParagraph"/>
+          <w:sz w:val="28"/>
+          <w:szCs w:val="28"/>
+        </w:rPr>
+        <w:t>2. Thiết kế phần cứng và Sơ đồ nguyên lý</w:t>
+      </w:r>
+    </w:p>
+    <w:p>
+      <w:pPr>
+        <w:ind w:left="0" w:firstLine="360"/>
+        <w:rPr>
+          <w:b w:val="0"/>
+        </w:rPr>
+      </w:pPr>
+      <w:r>
+        <w:rPr>
+          <w:b w:val="0"/>
+        </w:rPr>
+        <w:t>C</w:t>
+      </w:r>
+      <w:r>
+        <w:rPr>
+          <w:b w:val="0"/>
+        </w:rPr>
+        <w:t>ấu trúc kết nối của khối được thiết kế như sau:</w:t>
+      </w:r>
+    </w:p>
+    <w:p>
+      <w:pPr>
+        <w:ind w:firstLine="0"/>
+        <w:rPr>
+          <w:bCs/>
+          <w:i/>
+          <w:iCs/>
+        </w:rPr>
+      </w:pPr>
+      <w:r>
+        <w:rPr>
+          <w:bCs/>
+          <w:i/>
+          <w:iCs/>
+        </w:rPr>
+        <w:t>2.1. Kết nối khối hiển thị (LCD 20x4)</w:t>
+      </w:r>
+    </w:p>
+    <w:p>
+      <w:pPr>
+        <w:ind w:firstLine="360"/>
+        <w:rPr>
+          <w:b w:val="0"/>
+        </w:rPr>
+      </w:pPr>
+      <w:r>
+        <w:rPr>
+          <w:b w:val="0"/>
+        </w:rPr>
+        <w:t>Theo datasheet HD44780U.PDF, để tiết kiệm chân GPIO cho STM32, màn hình LCD được cấu hình hoạt động ở chế độ 4-bit.</w:t>
+      </w:r>
+    </w:p>
+    <w:p>
+      <w:pPr>
         <w:numPr>
           <w:ilvl w:val="0"/>
-          <w:numId w:val="4"/>
+          <w:numId w:val="6"/>
         </w:numPr>
         <w:rPr>
           <w:b w:val="0"/>
-          <w:bCs/>
-        </w:rPr>
-      </w:pPr>
-      <w:r>
-        <w:rPr>
-          <w:b w:val="0"/>
-          <w:bCs/>
-        </w:rPr>
-        <w:t>Các chức năng:</w:t>
-      </w:r>
-    </w:p>
-    <w:p>
-      <w:pPr>
-        <w:pStyle w:val="ListParagraph"/>
+        </w:rPr>
+      </w:pPr>
+      <w:r>
+        <w:rPr>
+          <w:b w:val="0"/>
+        </w:rPr>
+        <w:t>Chân dữ liệu: Chỉ sử dụng 4 chân D4, D5, D6, D7 của LCD kết nối vào 4 chân GPIO của STM32. Dữ liệu 8-bit sẽ được tách làm 2 Nibble (4-bit cao gửi trước, 4-bit thấp gửi sau).</w:t>
+      </w:r>
+    </w:p>
+    <w:p>
+      <w:pPr>
+        <w:numPr>
+          <w:ilvl w:val="0"/>
+          <w:numId w:val="6"/>
+        </w:numPr>
+        <w:rPr>
+          <w:b w:val="0"/>
+        </w:rPr>
+      </w:pPr>
+      <w:r>
+        <w:rPr>
+          <w:b w:val="0"/>
+        </w:rPr>
+        <w:t>Chân điều khiển:</w:t>
+      </w:r>
+    </w:p>
+    <w:p>
+      <w:pPr>
         <w:numPr>
           <w:ilvl w:val="1"/>
-          <w:numId w:val="4"/>
+          <w:numId w:val="6"/>
         </w:numPr>
         <w:rPr>
           <w:b w:val="0"/>
-          <w:bCs/>
-        </w:rPr>
-      </w:pPr>
-      <w:r>
-        <w:rPr>
-          <w:b w:val="0"/>
-          <w:bCs/>
-        </w:rPr>
-        <w:t>Nhận dữ liệu từ vxl, biên dịch và hiển thị</w:t>
-      </w:r>
-    </w:p>
-    <w:p>
-      <w:pPr>
-        <w:pStyle w:val="ListParagraph"/>
+        </w:rPr>
+      </w:pPr>
+      <w:r>
+        <w:rPr>
+          <w:b w:val="0"/>
+        </w:rPr>
+        <w:t>RS (Register Select): Nối với GPIO. Khi mức 0 là gửi Lệnh (Command), mức 1 là gửi Dữ liệu (Data).</w:t>
+      </w:r>
+    </w:p>
+    <w:p>
+      <w:pPr>
         <w:numPr>
           <w:ilvl w:val="1"/>
-          <w:numId w:val="4"/>
+          <w:numId w:val="6"/>
         </w:numPr>
         <w:rPr>
           <w:b w:val="0"/>
-          <w:bCs/>
-        </w:rPr>
-      </w:pPr>
-      <w:r>
-        <w:rPr>
-          <w:b w:val="0"/>
-          <w:bCs/>
-        </w:rPr>
-        <w:t>Thực hiện chức năng như xóa nền, di chuyển con trỏ theo lệnh điều khiển từ vxl</w:t>
-      </w:r>
-    </w:p>
-    <w:p>
-      <w:pPr>
-        <w:pStyle w:val="ListParagraph"/>
+        </w:rPr>
+      </w:pPr>
+      <w:r>
+        <w:rPr>
+          <w:b w:val="0"/>
+        </w:rPr>
+        <w:lastRenderedPageBreak/>
+        <w:t>RW (Read/Write): Nối cứng xuống GND (mức 0) do hệ thống chỉ ghi dữ liệu lên LCD, không cần đọc về.</w:t>
+      </w:r>
+    </w:p>
+    <w:p>
+      <w:pPr>
+        <w:numPr>
+          <w:ilvl w:val="1"/>
+          <w:numId w:val="6"/>
+        </w:numPr>
+        <w:rPr>
+          <w:b w:val="0"/>
+        </w:rPr>
+      </w:pPr>
+      <w:r>
+        <w:rPr>
+          <w:b w:val="0"/>
+        </w:rPr>
+        <w:t>EN (Enable): Nối với GPIO để tạo xung chốt dữ liệu (chuyển trạng thái từ Cao xuống Thấp).</w:t>
+      </w:r>
+    </w:p>
+    <w:p>
+      <w:pPr>
         <w:numPr>
           <w:ilvl w:val="0"/>
-          <w:numId w:val="4"/>
+          <w:numId w:val="6"/>
         </w:numPr>
         <w:rPr>
           <w:b w:val="0"/>
+        </w:rPr>
+      </w:pPr>
+      <w:r>
+        <w:rPr>
+          <w:b w:val="0"/>
+        </w:rPr>
+        <w:t>Chân nguồn &amp; Độ tương phản: Chân VSS nối GND, VDD nối 5V. Đặc biệt chân V0 nối qua một biến trở $10k\Omega$ để phân áp, giúp tinh chỉnh độ tương phản của chữ trên LCD.</w:t>
+      </w:r>
+    </w:p>
+    <w:p>
+      <w:pPr>
+        <w:ind w:firstLine="0"/>
+        <w:rPr>
           <w:bCs/>
-        </w:rPr>
-      </w:pPr>
-      <w:r>
-        <w:rPr>
-          <w:b w:val="0"/>
+          <w:i/>
+          <w:iCs/>
+        </w:rPr>
+      </w:pPr>
+      <w:r>
+        <w:rPr>
           <w:bCs/>
-        </w:rPr>
-        <w:t>Phần cứng: màn hình lcd2004 đã kèm chip</w:t>
-      </w:r>
-      <w:r>
-        <w:rPr>
-          <w:b w:val="0"/>
-          <w:bCs/>
-        </w:rPr>
-        <w:t xml:space="preserve"> </w:t>
-      </w:r>
-      <w:r>
-        <w:rPr>
-          <w:b w:val="0"/>
-          <w:bCs/>
-        </w:rPr>
-        <w:t>HD44780</w:t>
-      </w:r>
-      <w:r>
-        <w:rPr>
-          <w:bCs/>
-        </w:rPr>
-        <w:t xml:space="preserve"> </w:t>
-      </w:r>
-      <w:r>
-        <w:rPr>
-          <w:b w:val="0"/>
-          <w:bCs/>
-        </w:rPr>
-        <w:t>biên dịch, điều khiển bới 8 bit (4bit lệnh và 4bit dữ liệu)</w:t>
-      </w:r>
-    </w:p>
-    <w:p>
-      <w:pPr>
-        <w:pStyle w:val="ListParagraph"/>
+          <w:i/>
+          <w:iCs/>
+        </w:rPr>
+        <w:t>2.2. Lựa chọn và kết nối khối truyền thông (IC MAX487)</w:t>
+      </w:r>
+    </w:p>
+    <w:p>
+      <w:pPr>
+        <w:ind w:left="0" w:firstLine="720"/>
+        <w:rPr>
+          <w:b w:val="0"/>
+        </w:rPr>
+      </w:pPr>
+      <w:r>
+        <w:rPr>
+          <w:b w:val="0"/>
+        </w:rPr>
+        <w:t>Để truyền tín hiệu UART đi xa trong môi trường công nghiệp nhiều nhiễu, chuẩn RS485 được sử dụng. Trong thiết kế này, IC MAX487 được đặc biệt lựa chọn thay vì IC MAX485 thông dụng bởi các lý do kỹ thuật sau:</w:t>
+      </w:r>
+    </w:p>
+    <w:p>
+      <w:pPr>
         <w:numPr>
           <w:ilvl w:val="0"/>
-          <w:numId w:val="4"/>
+          <w:numId w:val="7"/>
         </w:numPr>
         <w:rPr>
           <w:b w:val="0"/>
-          <w:bCs/>
-        </w:rPr>
-      </w:pPr>
-      <w:r>
-        <w:rPr>
-          <w:b w:val="0"/>
-          <w:bCs/>
-        </w:rPr>
-        <w:t>Lí do chọn, với khả năng biên dịch sẵn các lệnh được gửi từ vi xử lý, dễ mua, giá thành phù hợp.</w:t>
-      </w:r>
-    </w:p>
-    <w:p>
-      <w:pPr>
-        <w:pStyle w:val="ListParagraph"/>
+        </w:rPr>
+      </w:pPr>
+      <w:r>
+        <w:rPr>
+          <w:b w:val="0"/>
+        </w:rPr>
+        <w:t>Khả năng mở rộng mạng lưới (Sức tải Bus - Unit Load): MAX487 có trở kháng đầu vào rất cao, chỉ chiếm 1/4 đơn vị tải (1/4 Unit Load). Điều này cho phép kết nối tối đa lên tới 128 thiết bị (nodes) trên cùng một đường truyền RS485. Trong khi đó, MAX485 chiếm 1 đơn vị tải, giới hạn tối đa chỉ 32 thiết bị. Do vậy, MAX487 đặc biệt phù hợp để xây dựng một mạng lưới đo lường phân tán quy mô lớn.</w:t>
+      </w:r>
+    </w:p>
+    <w:p>
+      <w:pPr>
         <w:numPr>
           <w:ilvl w:val="0"/>
-          <w:numId w:val="4"/>
+          <w:numId w:val="7"/>
         </w:numPr>
         <w:rPr>
           <w:b w:val="0"/>
+        </w:rPr>
+      </w:pPr>
+      <w:r>
+        <w:rPr>
+          <w:b w:val="0"/>
+        </w:rPr>
+        <w:t>Giới hạn tốc độ sườn xung (Slew-Rate Limited): MAX487 được thiết kế với tính năng giới hạn sườn xung, giúp giảm thiểu đáng kể nhiễu điện từ (EMI) và hiện tượng dội tín hiệu (reflections) do trở kháng cáp không đồng đều hoặc kết thúc dây không chuẩn. Tính năng này giúp việc truyền dữ liệu (ở tốc độ $\le 250 kbps$) trở nên cực kỳ ổn định và chống lỗi (error-free).</w:t>
+      </w:r>
+    </w:p>
+    <w:p>
+      <w:pPr>
+        <w:numPr>
+          <w:ilvl w:val="0"/>
+          <w:numId w:val="7"/>
+        </w:numPr>
+        <w:rPr>
+          <w:b w:val="0"/>
+        </w:rPr>
+      </w:pPr>
+      <w:r>
+        <w:rPr>
+          <w:b w:val="0"/>
+        </w:rPr>
+        <w:t>Tiết kiệm năng lượng: Dòng tĩnh (Quiescent Current) của MAX487 chỉ ở mức 120</w:t>
+      </w:r>
+      <w:r>
+        <w:rPr>
+          <w:b w:val="0"/>
+        </w:rPr>
+        <w:t xml:space="preserve"> </w:t>
+      </w:r>
+      <w:r>
+        <w:rPr>
+          <w:b w:val="0"/>
+        </w:rPr>
+        <w:t>mA, thấp hơn nhiều so với 300</w:t>
+      </w:r>
+      <w:r>
+        <w:rPr>
+          <w:b w:val="0"/>
+        </w:rPr>
+        <w:t xml:space="preserve"> </w:t>
+      </w:r>
+      <w:r>
+        <w:rPr>
+          <w:b w:val="0"/>
+        </w:rPr>
+        <w:t>mA của MAX485, phù hợp cho các thiết bị đo hoạt động liên tục hoặc dùng pin.</w:t>
+      </w:r>
+    </w:p>
+    <w:p>
+      <w:pPr>
+        <w:ind w:hanging="360"/>
+        <w:rPr>
+          <w:b w:val="0"/>
+        </w:rPr>
+      </w:pPr>
+      <w:r>
+        <w:rPr>
+          <w:b w:val="0"/>
+        </w:rPr>
+        <w:t>Sơ đồ kết nối MAX487:</w:t>
+      </w:r>
+    </w:p>
+    <w:p>
+      <w:pPr>
+        <w:numPr>
+          <w:ilvl w:val="0"/>
+          <w:numId w:val="8"/>
+        </w:numPr>
+        <w:tabs>
+          <w:tab w:val="num" w:pos="720"/>
+        </w:tabs>
+        <w:rPr>
+          <w:b w:val="0"/>
+        </w:rPr>
+      </w:pPr>
+      <w:r>
+        <w:rPr>
+          <w:b w:val="0"/>
+        </w:rPr>
+        <w:t xml:space="preserve">TX_UART (từ STM32) </w:t>
+      </w:r>
+      <w:r>
+        <w:rPr>
+          <w:b w:val="0"/>
+        </w:rPr>
+        <w:t>-&gt;</w:t>
+      </w:r>
+      <w:r>
+        <w:rPr>
+          <w:b w:val="0"/>
+        </w:rPr>
+        <w:t xml:space="preserve"> Chân DI (Data Input): Đưa dữ liệu truyền vào MAX487.</w:t>
+      </w:r>
+    </w:p>
+    <w:p>
+      <w:pPr>
+        <w:numPr>
+          <w:ilvl w:val="0"/>
+          <w:numId w:val="8"/>
+        </w:numPr>
+        <w:tabs>
+          <w:tab w:val="num" w:pos="720"/>
+        </w:tabs>
+        <w:rPr>
+          <w:b w:val="0"/>
+        </w:rPr>
+      </w:pPr>
+      <w:r>
+        <w:rPr>
+          <w:b w:val="0"/>
+        </w:rPr>
+        <w:t xml:space="preserve">RX_UART (từ STM32) </w:t>
+      </w:r>
+      <w:r>
+        <w:rPr>
+          <w:b w:val="0"/>
+        </w:rPr>
+        <w:t>-&gt;</w:t>
+      </w:r>
+      <w:r>
+        <w:rPr>
+          <w:b w:val="0"/>
+        </w:rPr>
+        <w:t xml:space="preserve"> Chân RO (Receiver Output): Nhận dữ liệu từ MAX487 đưa về MCU.</w:t>
+      </w:r>
+    </w:p>
+    <w:p>
+      <w:pPr>
+        <w:numPr>
+          <w:ilvl w:val="0"/>
+          <w:numId w:val="8"/>
+        </w:numPr>
+        <w:tabs>
+          <w:tab w:val="num" w:pos="720"/>
+        </w:tabs>
+        <w:rPr>
+          <w:b w:val="0"/>
+        </w:rPr>
+      </w:pPr>
+      <w:r>
+        <w:rPr>
+          <w:b w:val="0"/>
+        </w:rPr>
+        <w:t>Chân điều khiển DE (Driver Enable) và RE (Receiver Enable): Nối chung và được điều khiển bởi 1 chân GPIO từ STM32. Kéo lên 1 để Phát (TX) và kéo xuống 0 để Thu (RX).</w:t>
+      </w:r>
+    </w:p>
+    <w:p>
+      <w:pPr>
+        <w:ind w:left="360" w:firstLine="0"/>
+        <w:rPr>
           <w:bCs/>
-        </w:rPr>
-      </w:pPr>
-      <w:r>
-        <w:rPr>
-          <w:b w:val="0"/>
+          <w:sz w:val="28"/>
+          <w:szCs w:val="28"/>
+        </w:rPr>
+      </w:pPr>
+      <w:r>
+        <w:rPr>
           <w:bCs/>
-        </w:rPr>
-        <w:t xml:space="preserve">Thiết kế: </w:t>
-      </w:r>
-    </w:p>
-    <w:p>
-      <w:pPr>
-        <w:pStyle w:val="ListParagraph"/>
+          <w:sz w:val="28"/>
+          <w:szCs w:val="28"/>
+        </w:rPr>
+        <w:t>3. Thiết kế Phần mềm và Cấu trúc Mã nguồn</w:t>
+      </w:r>
+    </w:p>
+    <w:p>
+      <w:pPr>
+        <w:ind w:left="0" w:firstLine="360"/>
+        <w:rPr>
+          <w:b w:val="0"/>
+        </w:rPr>
+      </w:pPr>
+      <w:r>
+        <w:rPr>
+          <w:b w:val="0"/>
+        </w:rPr>
+        <w:t>Mã nguồn được xây dựng trên thư viện HAL, chia thành các module rõ ràng (lcd20x4.c/.h và rs485.c/.h).</w:t>
+      </w:r>
+    </w:p>
+    <w:p>
+      <w:pPr>
+        <w:ind w:left="360" w:firstLine="360"/>
+        <w:rPr>
+          <w:bCs/>
+          <w:i/>
+          <w:iCs/>
+        </w:rPr>
+      </w:pPr>
+      <w:r>
+        <w:rPr>
+          <w:bCs/>
+          <w:i/>
+          <w:iCs/>
+        </w:rPr>
+        <w:lastRenderedPageBreak/>
+        <w:t>3.1. Giao tiếp LCD</w:t>
+      </w:r>
+    </w:p>
+    <w:p>
+      <w:pPr>
+        <w:ind w:left="0" w:firstLine="630"/>
+        <w:rPr>
+          <w:b w:val="0"/>
+        </w:rPr>
+      </w:pPr>
+      <w:r>
+        <w:rPr>
+          <w:b w:val="0"/>
+        </w:rPr>
+        <w:t>Module này sử dụng hàm lcd_init() để khởi tạo chế độ 4-bit thông qua các xung lệnh chuẩn. Các hàm lcd_send_cmd(), lcd_send_data() tách byte dữ liệu thành 2 nibble và chốt xung qua chân EN. Dữ liệu được tính toán tọa độ qua hàm lcd_set_cursor() trước khi hiển thị bằng lcd_send_string().</w:t>
+      </w:r>
+    </w:p>
+    <w:p>
+      <w:pPr>
+        <w:ind w:hanging="90"/>
+        <w:rPr>
+          <w:bCs/>
+          <w:i/>
+          <w:iCs/>
+        </w:rPr>
+      </w:pPr>
+      <w:r>
+        <w:rPr>
+          <w:bCs/>
+          <w:i/>
+          <w:iCs/>
+        </w:rPr>
+        <w:t>3.2. Giao tiếp RS485 (Half-Duplex)</w:t>
+      </w:r>
+    </w:p>
+    <w:p>
+      <w:pPr>
+        <w:ind w:hanging="90"/>
+        <w:rPr>
+          <w:b w:val="0"/>
+        </w:rPr>
+      </w:pPr>
+      <w:r>
+        <w:rPr>
+          <w:b w:val="0"/>
+        </w:rPr>
+        <w:t>Vì bus RS485 là bán song công, logic chuyển đổi chân chốt DE/RE là yếu tố cốt lõi:</w:t>
+      </w:r>
+    </w:p>
+    <w:p>
+      <w:pPr>
+        <w:numPr>
+          <w:ilvl w:val="0"/>
+          <w:numId w:val="9"/>
+        </w:numPr>
+        <w:tabs>
+          <w:tab w:val="num" w:pos="720"/>
+        </w:tabs>
+        <w:rPr>
+          <w:b w:val="0"/>
+        </w:rPr>
+      </w:pPr>
+      <w:r>
+        <w:rPr>
+          <w:b w:val="0"/>
+        </w:rPr>
+        <w:t>Truyền: MCU cấu hình chân DIR = 1. Gọi HAL_UART_Transmit(). Lưu ý: MCU bắt buộc phải chờ đến khi bit Stop cuối cùng rời khỏi thanh ghi (cờ TC - Transmission Complete được set) mới được kéo chân DIR xuống 0, nếu không tín hiệu trên đường dây sẽ bị cắt xén.</w:t>
+      </w:r>
+    </w:p>
+    <w:p>
+      <w:pPr>
+        <w:numPr>
+          <w:ilvl w:val="0"/>
+          <w:numId w:val="9"/>
+        </w:numPr>
+        <w:tabs>
+          <w:tab w:val="num" w:pos="720"/>
+        </w:tabs>
+        <w:rPr>
+          <w:b w:val="0"/>
+        </w:rPr>
+      </w:pPr>
+      <w:r>
+        <w:rPr>
+          <w:b w:val="0"/>
+        </w:rPr>
+        <w:t>Nhận: Trong thời gian rảnh, DIR luôn ở mức 0. Tín hiệu thu được sẽ nhảy vào ngắt UART (HAL_UART_Receive_IT()) để xử lý.</w:t>
+      </w:r>
+    </w:p>
+    <w:p>
+      <w:pPr>
+        <w:ind w:left="0" w:firstLine="720"/>
+        <w:rPr>
+          <w:bCs/>
+          <w:sz w:val="28"/>
+          <w:szCs w:val="28"/>
+        </w:rPr>
+      </w:pPr>
+      <w:r>
+        <w:rPr>
+          <w:bCs/>
+          <w:sz w:val="28"/>
+          <w:szCs w:val="28"/>
+        </w:rPr>
+        <w:t>4. Đánh giá quá trình mô phỏng trên Proteus</w:t>
+      </w:r>
+    </w:p>
+    <w:p>
+      <w:pPr>
+        <w:ind w:left="0" w:firstLine="720"/>
+        <w:rPr>
+          <w:b w:val="0"/>
+        </w:rPr>
+      </w:pPr>
+      <w:r>
+        <w:rPr>
+          <w:b w:val="0"/>
+        </w:rPr>
+        <w:t>Dựa vào hình ảnh kết quả mô phỏng (image_28e49d.png / mô phỏng.png), hệ thống đã được kiểm chứng tính đúng đắn về mặt logic phần cứng và phần mềm trước khi thi công thực tế:</w:t>
+      </w:r>
+    </w:p>
+    <w:p>
+      <w:pPr>
+        <w:numPr>
+          <w:ilvl w:val="0"/>
+          <w:numId w:val="10"/>
+        </w:numPr>
+        <w:rPr>
+          <w:b w:val="0"/>
+        </w:rPr>
+      </w:pPr>
+      <w:r>
+        <w:rPr>
+          <w:b w:val="0"/>
+        </w:rPr>
+        <w:t>Kiểm chứng khối hiển thị:</w:t>
+      </w:r>
+    </w:p>
+    <w:p>
+      <w:pPr>
         <w:numPr>
           <w:ilvl w:val="1"/>
-          <w:numId w:val="4"/>
+          <w:numId w:val="10"/>
         </w:numPr>
         <w:rPr>
           <w:b w:val="0"/>
-          <w:bCs/>
-        </w:rPr>
-      </w:pPr>
-      <w:r>
-        <w:rPr>
-          <w:b w:val="0"/>
-          <w:bCs/>
-        </w:rPr>
-        <w:t xml:space="preserve">Tài liệu tham khảo: datasheet  </w:t>
-      </w:r>
-      <w:r>
-        <w:rPr>
-          <w:b w:val="0"/>
-          <w:bCs/>
-        </w:rPr>
-        <w:t>HD44780</w:t>
-      </w:r>
-      <w:r>
-        <w:rPr>
-          <w:b w:val="0"/>
-          <w:bCs/>
-        </w:rPr>
-        <w:t>, datasheet stm32f1</w:t>
-      </w:r>
-    </w:p>
-    <w:p>
-      <w:pPr>
-        <w:pStyle w:val="ListParagraph"/>
+        </w:rPr>
+      </w:pPr>
+      <w:r>
+        <w:rPr>
+          <w:b w:val="0"/>
+        </w:rPr>
+        <w:t>Vi điều khiển STM32F103 sau khi được nạp file .hex đã cấp xung nhịp và điều khiển thành công màn hình LCD.</w:t>
+      </w:r>
+    </w:p>
+    <w:p>
+      <w:pPr>
         <w:numPr>
           <w:ilvl w:val="1"/>
-          <w:numId w:val="4"/>
+          <w:numId w:val="10"/>
         </w:numPr>
         <w:rPr>
           <w:b w:val="0"/>
+        </w:rPr>
+      </w:pPr>
+      <w:r>
+        <w:rPr>
+          <w:b w:val="0"/>
+        </w:rPr>
+        <w:t>Trên LCD 20x4, các chữ hiển thị rõ ràng, đúng tọa độ hàng/cột, không bị chèn ép hay mã lỗi (rác ký tự). Điều này khẳng định thuật toán khởi tạo 4-bit và định thời (delay) trong hàm lcd_init() là hoàn toàn chính xác theo datasheet của HD44780.</w:t>
+      </w:r>
+    </w:p>
+    <w:p>
+      <w:pPr>
+        <w:numPr>
+          <w:ilvl w:val="1"/>
+          <w:numId w:val="10"/>
+        </w:numPr>
+        <w:rPr>
+          <w:b w:val="0"/>
+        </w:rPr>
+      </w:pPr>
+      <w:r>
+        <w:rPr>
+          <w:b w:val="0"/>
+        </w:rPr>
+        <w:t>Các trạng thái logic (mức 1 màu đỏ, mức 0 màu xanh) tại các chân D4-D7 chớp nháy liên tục thể hiện việc MCU đang đẩy dữ liệu ra đúng chu kỳ.</w:t>
+      </w:r>
+    </w:p>
+    <w:p>
+      <w:pPr>
+        <w:numPr>
+          <w:ilvl w:val="0"/>
+          <w:numId w:val="10"/>
+        </w:numPr>
+        <w:rPr>
+          <w:b w:val="0"/>
+        </w:rPr>
+      </w:pPr>
+      <w:r>
+        <w:rPr>
+          <w:b w:val="0"/>
+        </w:rPr>
+        <w:t>Kiểm chứng khối truyền thông với Virtual Terminal:</w:t>
+      </w:r>
+    </w:p>
+    <w:p>
+      <w:pPr>
+        <w:numPr>
+          <w:ilvl w:val="1"/>
+          <w:numId w:val="10"/>
+        </w:numPr>
+        <w:rPr>
+          <w:b w:val="0"/>
+        </w:rPr>
+      </w:pPr>
+      <w:r>
+        <w:rPr>
+          <w:b w:val="0"/>
+        </w:rPr>
+        <w:t>Để quan sát đường truyền RS485, môi trường mô phỏng sử dụng công cụ Virtual Terminal để bắt gói tin.</w:t>
+      </w:r>
+    </w:p>
+    <w:p>
+      <w:pPr>
+        <w:numPr>
+          <w:ilvl w:val="1"/>
+          <w:numId w:val="10"/>
+        </w:numPr>
+        <w:rPr>
+          <w:b w:val="0"/>
+        </w:rPr>
+      </w:pPr>
+      <w:r>
+        <w:rPr>
+          <w:b w:val="0"/>
+        </w:rPr>
+        <w:t>Chân DI/RO của khối MAX487 thứ nhất được nối với STM32. Đầu ra vi sai (A, B) được kết nối sang một mạng (hoặc nối trực tiếp vào MAX487 thứ hai) để giải mã lại thành chuẩn UART và in ra Terminal.</w:t>
+      </w:r>
+    </w:p>
+    <w:p>
+      <w:pPr>
+        <w:numPr>
+          <w:ilvl w:val="1"/>
+          <w:numId w:val="10"/>
+        </w:numPr>
+        <w:rPr>
+          <w:b w:val="0"/>
+        </w:rPr>
+      </w:pPr>
+      <w:r>
+        <w:rPr>
+          <w:b w:val="0"/>
+        </w:rPr>
+        <w:lastRenderedPageBreak/>
+        <w:t>Kết quả: Cửa sổ Virtual Terminal hiển thị chuỗi dữ liệu thu được hoàn toàn khớp với dữ liệu gốc được STM32 gửi đi. Không có hiện tượng mất ký tự (missing characters) hay xuất hiện ký tự lạ.</w:t>
+      </w:r>
+    </w:p>
+    <w:p>
+      <w:pPr>
+        <w:numPr>
+          <w:ilvl w:val="1"/>
+          <w:numId w:val="10"/>
+        </w:numPr>
+        <w:rPr>
+          <w:b w:val="0"/>
+        </w:rPr>
+      </w:pPr>
+      <w:r>
+        <w:rPr>
+          <w:b w:val="0"/>
+        </w:rPr>
+        <w:t>Tại cụm chân DE/RE, khi có lệnh gửi dữ liệu, mức logic chuyển sang màu đỏ (mức Cao) để cho phép truyền, và sau khi hết gói tin, trạng thái chuyển ngay về màu xanh (mức Thấp). Việc định thời chính xác này chứng tỏ thuật toán điều khiển chân chốt (DIR) trong phần mềm hoạt động tuyệt đối an toàn, tránh được hiện tượng xung đột trên bus RS485 (Bus Contention).</w:t>
+      </w:r>
+    </w:p>
+    <w:p>
+      <w:pPr>
+        <w:ind w:left="0" w:firstLine="720"/>
+        <w:rPr>
           <w:bCs/>
-        </w:rPr>
-      </w:pPr>
-      <w:r>
-        <w:rPr>
-          <w:b w:val="0"/>
+          <w:sz w:val="28"/>
+          <w:szCs w:val="28"/>
+        </w:rPr>
+      </w:pPr>
+      <w:r>
+        <w:rPr>
           <w:bCs/>
-        </w:rPr>
-        <w:t>Danh sách chức năng các chân sử dụng:</w:t>
-      </w:r>
-    </w:p>
-    <w:p>
-      <w:pPr>
-        <w:pStyle w:val="ListParagraph"/>
+          <w:sz w:val="28"/>
+          <w:szCs w:val="28"/>
+        </w:rPr>
+        <w:t xml:space="preserve">5. Lưu ý khi </w:t>
+      </w:r>
+      <w:r>
+        <w:rPr>
+          <w:bCs/>
+          <w:sz w:val="28"/>
+          <w:szCs w:val="28"/>
+        </w:rPr>
+        <w:t>triển khai</w:t>
+      </w:r>
+      <w:r>
+        <w:rPr>
+          <w:bCs/>
+          <w:sz w:val="28"/>
+          <w:szCs w:val="28"/>
+        </w:rPr>
+        <w:t xml:space="preserve"> thực tế</w:t>
+      </w:r>
+    </w:p>
+    <w:p>
+      <w:pPr>
         <w:numPr>
-          <w:ilvl w:val="2"/>
-          <w:numId w:val="4"/>
+          <w:ilvl w:val="0"/>
+          <w:numId w:val="11"/>
         </w:numPr>
-        <w:rPr>
-          <w:b w:val="0"/>
-          <w:bCs/>
-        </w:rPr>
-      </w:pPr>
-      <w:r>
-        <w:rPr>
-          <w:b w:val="0"/>
-          <w:bCs/>
-        </w:rPr>
-        <w:t xml:space="preserve">Vcc, GND (Vss, Vdd): cung cấp điện áp hoạt động </w:t>
-      </w:r>
-      <w:r>
-        <w:rPr>
-          <w:bCs/>
-        </w:rPr>
-        <w:t>VCC : 2.7V to 5.5V, GND: 0V</w:t>
-      </w:r>
-    </w:p>
-    <w:p>
-      <w:pPr>
-        <w:pStyle w:val="ListParagraph"/>
+        <w:tabs>
+          <w:tab w:val="num" w:pos="720"/>
+        </w:tabs>
+        <w:rPr>
+          <w:b w:val="0"/>
+        </w:rPr>
+      </w:pPr>
+      <w:r>
+        <w:rPr>
+          <w:b w:val="0"/>
+        </w:rPr>
+        <w:t>Trở đầu cuối (Termination Resistor): Khi triển khai hệ thống RS485 thực tế với chiều dài cáp lớn, bắt buộc phải mắc điện trở $120\Omega$ song song giữa đường A và B ở 2 node xa nhất để phát huy khả năng triệt tiêu phản xạ của IC MAX487.</w:t>
+      </w:r>
+    </w:p>
+    <w:p>
+      <w:pPr>
         <w:numPr>
-          <w:ilvl w:val="2"/>
-          <w:numId w:val="4"/>
+          <w:ilvl w:val="0"/>
+          <w:numId w:val="11"/>
         </w:numPr>
-        <w:rPr>
-          <w:b w:val="0"/>
-          <w:bCs/>
-        </w:rPr>
-      </w:pPr>
-      <w:r>
-        <w:rPr>
-          <w:b w:val="0"/>
-          <w:bCs/>
-        </w:rPr>
-        <w:t>RS: 0 để set lệnh được gửi là l</w:t>
-      </w:r>
-      <w:r>
-        <w:rPr>
-          <w:b w:val="0"/>
-          <w:bCs/>
-        </w:rPr>
-        <w:t>ệnh, 1 để set lệnh được gửi là data.</w:t>
-      </w:r>
-    </w:p>
-    <w:p>
-      <w:pPr>
-        <w:pStyle w:val="ListParagraph"/>
-        <w:numPr>
-          <w:ilvl w:val="2"/>
-          <w:numId w:val="4"/>
-        </w:numPr>
-        <w:rPr>
-          <w:b w:val="0"/>
-          <w:bCs/>
-        </w:rPr>
-      </w:pPr>
-      <w:r>
-        <w:rPr>
-          <w:b w:val="0"/>
-          <w:bCs/>
-        </w:rPr>
-        <w:t>R\W: chọn chức năng Read hay Write, 0 là Write, 1 là Read.</w:t>
-      </w:r>
-    </w:p>
-    <w:p>
-      <w:pPr>
-        <w:pStyle w:val="ListParagraph"/>
-        <w:numPr>
-          <w:ilvl w:val="2"/>
-          <w:numId w:val="4"/>
-        </w:numPr>
-        <w:rPr>
-          <w:b w:val="0"/>
-          <w:bCs/>
-        </w:rPr>
-      </w:pPr>
-      <w:r>
-        <w:rPr>
-          <w:b w:val="0"/>
-          <w:bCs/>
-        </w:rPr>
-        <w:t>E: bit để bắt đầu truyền d</w:t>
-      </w:r>
-      <w:r>
-        <w:rPr>
-          <w:b w:val="0"/>
-          <w:bCs/>
-        </w:rPr>
-        <w:t>ữ liệu, chip sẽ nhận dữ liệu khi E chuyển từ cao xuống thấp (sườn xuống).</w:t>
-      </w:r>
-    </w:p>
-    <w:p>
-      <w:pPr>
-        <w:pStyle w:val="ListParagraph"/>
-        <w:numPr>
-          <w:ilvl w:val="2"/>
-          <w:numId w:val="4"/>
-        </w:numPr>
-        <w:rPr>
-          <w:b w:val="0"/>
-          <w:bCs/>
-        </w:rPr>
-      </w:pPr>
-      <w:r>
-        <w:rPr>
-          <w:b w:val="0"/>
-          <w:bCs/>
-        </w:rPr>
-        <w:t>DB4 to DB7: 4 bit cao</w:t>
-      </w:r>
-      <w:r>
-        <w:rPr>
-          <w:b w:val="0"/>
-          <w:bCs/>
-        </w:rPr>
-        <w:t xml:space="preserve"> – DB7 có thể sử dụng như 1 busy flag.</w:t>
-      </w:r>
-    </w:p>
-    <w:p>
-      <w:pPr>
-        <w:pStyle w:val="ListParagraph"/>
-        <w:numPr>
-          <w:ilvl w:val="2"/>
-          <w:numId w:val="4"/>
-        </w:numPr>
-        <w:rPr>
-          <w:b w:val="0"/>
-          <w:bCs/>
-        </w:rPr>
-      </w:pPr>
-      <w:r>
-        <w:rPr>
-          <w:b w:val="0"/>
-          <w:bCs/>
-        </w:rPr>
-        <w:t>DB0 to DB3</w:t>
-      </w:r>
-      <w:r>
-        <w:rPr>
-          <w:b w:val="0"/>
-          <w:bCs/>
-        </w:rPr>
-        <w:t>: 4 bit thấp những chân này không được sử dụn nếu hoạt động 4 bit.</w:t>
-      </w:r>
-    </w:p>
-    <w:p>
-      <w:pPr>
-        <w:pStyle w:val="ListParagraph"/>
-        <w:numPr>
-          <w:ilvl w:val="2"/>
-          <w:numId w:val="4"/>
-        </w:numPr>
-        <w:rPr>
-          <w:b w:val="0"/>
-          <w:bCs/>
-        </w:rPr>
-      </w:pPr>
-      <w:r>
-        <w:rPr>
-          <w:b w:val="0"/>
-          <w:bCs/>
-        </w:rPr>
-        <w:t>Note: Các lệnh</w:t>
-      </w:r>
-      <w:r>
-        <w:rPr>
-          <w:b w:val="0"/>
-          <w:bCs/>
-        </w:rPr>
-        <w:t xml:space="preserve"> điều khiển</w:t>
-      </w:r>
-      <w:r>
-        <w:rPr>
-          <w:b w:val="0"/>
-          <w:bCs/>
-        </w:rPr>
-        <w:t xml:space="preserve"> được lưu trong hình 11 tr</w:t>
-      </w:r>
-      <w:r>
-        <w:rPr>
-          <w:b w:val="0"/>
-          <w:bCs/>
-        </w:rPr>
-        <w:t xml:space="preserve">ang 28 </w:t>
-      </w:r>
-      <w:r>
-        <w:rPr>
-          <w:b w:val="0"/>
-          <w:bCs/>
-        </w:rPr>
-        <w:t xml:space="preserve">: datasheet  </w:t>
-      </w:r>
-      <w:r>
-        <w:rPr>
-          <w:b w:val="0"/>
-          <w:bCs/>
-        </w:rPr>
-        <w:t>HD44780</w:t>
-      </w:r>
+        <w:tabs>
+          <w:tab w:val="num" w:pos="720"/>
+        </w:tabs>
+        <w:rPr>
+          <w:b w:val="0"/>
+        </w:rPr>
+      </w:pPr>
+      <w:r>
+        <w:rPr>
+          <w:b w:val="0"/>
+        </w:rPr>
+        <w:t>Chống nhiễu nguồn: Bố trí tụ bù tại sát chân cấp nguồn VCC/GND của vi điều khiển, LCD và đặc biệt là sát chân VCC của MAX487 để ổn định tín hiệu.</w:t>
+      </w:r>
+    </w:p>
+    <w:p>
+      <w:pPr>
+        <w:rPr>
+          <w:b w:val="0"/>
+        </w:rPr>
+      </w:pPr>
     </w:p>
     <w:sectPr>
       <w:pgSz w:w="12240" w:h="15840"/>
@@ -470,6 +979,304 @@
 <file path=word/numbering.xml><?xml version="1.0" encoding="utf-8"?>
 <w:numbering xmlns:wpc="http://schemas.microsoft.com/office/word/2010/wordprocessingCanvas" xmlns:cx="http://schemas.microsoft.com/office/drawing/2014/chartex" xmlns:cx1="http://schemas.microsoft.com/office/drawing/2015/9/8/chartex" xmlns:cx2="http://schemas.microsoft.com/office/drawing/2015/10/21/chartex" xmlns:cx3="http://schemas.microsoft.com/office/drawing/2016/5/9/chartex" xmlns:cx4="http://schemas.microsoft.com/office/drawing/2016/5/10/chartex" xmlns:cx5="http://schemas.microsoft.com/office/drawing/2016/5/11/chartex" xmlns:cx6="http://schemas.microsoft.com/office/drawing/2016/5/12/chartex" xmlns:cx7="http://schemas.microsoft.com/office/drawing/2016/5/13/chartex" xmlns:cx8="http://schemas.microsoft.com/office/drawing/2016/5/14/chartex" xmlns:mc="http://schemas.openxmlformats.org/markup-compatibility/2006" xmlns:aink="http://schemas.microsoft.com/office/drawing/2016/ink" xmlns:am3d="http://schemas.microsoft.com/office/drawing/2017/model3d" xmlns:o="urn:schemas-microsoft-com:office:office" xmlns:oel="http://schemas.microsoft.com/office/2019/extlst" xmlns:r="http://schemas.openxmlformats.org/officeDocument/2006/relationships" xmlns:m="http://schemas.openxmlformats.org/officeDocument/2006/math" xmlns:v="urn:schemas-microsoft-com:vml" xmlns:wp14="http://schemas.microsoft.com/office/word/2010/wordprocessingDrawing" xmlns:wp="http://schemas.openxmlformats.org/drawingml/2006/wordprocessingDrawing" xmlns:w10="urn:schemas-microsoft-com:office:word" xmlns:w="http://schemas.openxmlformats.org/wordprocessingml/2006/main" xmlns:w14="http://schemas.microsoft.com/office/word/2010/wordml" xmlns:w15="http://schemas.microsoft.com/office/word/2012/wordml" xmlns:w16cex="http://schemas.microsoft.com/office/word/2018/wordml/cex" xmlns:w16cid="http://schemas.microsoft.com/office/word/2016/wordml/cid" xmlns:w16="http://schemas.microsoft.com/office/word/2018/wordml" xmlns:w16du="http://schemas.microsoft.com/office/word/2023/wordml/word16du" xmlns:w16sdtdh="http://schemas.microsoft.com/office/word/2020/wordml/sdtdatahash" xmlns:w16sdtfl="http://schemas.microsoft.com/office/word/2024/wordml/sdtformatlock" xmlns:w16se="http://schemas.microsoft.com/office/word/2015/wordml/symex" xmlns:wpg="http://schemas.microsoft.com/office/word/2010/wordprocessingGroup" xmlns:wpi="http://schemas.microsoft.com/office/word/2010/wordprocessingInk" xmlns:wne="http://schemas.microsoft.com/office/word/2006/wordml" xmlns:wps="http://schemas.microsoft.com/office/word/2010/wordprocessingShape" mc:Ignorable="w14 w15 w16se w16cid w16 w16cex w16sdtdh w16sdtfl w16du wp14">
   <w:abstractNum w:abstractNumId="0" w15:restartNumberingAfterBreak="0">
+    <w:nsid w:val="146C3781"/>
+    <w:multiLevelType w:val="multilevel"/>
+    <w:tmpl w:val="2460CB24"/>
+    <w:lvl w:ilvl="0">
+      <w:start w:val="1"/>
+      <w:numFmt w:val="bullet"/>
+      <w:lvlText w:val=""/>
+      <w:lvlJc w:val="left"/>
+      <w:pPr>
+        <w:tabs>
+          <w:tab w:val="num" w:pos="720"/>
+        </w:tabs>
+        <w:ind w:left="720" w:hanging="360"/>
+      </w:pPr>
+      <w:rPr>
+        <w:rFonts w:ascii="Symbol" w:hAnsi="Symbol" w:hint="default"/>
+        <w:sz w:val="20"/>
+      </w:rPr>
+    </w:lvl>
+    <w:lvl w:ilvl="1">
+      <w:start w:val="1"/>
+      <w:numFmt w:val="bullet"/>
+      <w:lvlText w:val="o"/>
+      <w:lvlJc w:val="left"/>
+      <w:pPr>
+        <w:tabs>
+          <w:tab w:val="num" w:pos="1440"/>
+        </w:tabs>
+        <w:ind w:left="1440" w:hanging="360"/>
+      </w:pPr>
+      <w:rPr>
+        <w:rFonts w:ascii="Courier New" w:hAnsi="Courier New" w:hint="default"/>
+        <w:sz w:val="20"/>
+      </w:rPr>
+    </w:lvl>
+    <w:lvl w:ilvl="2" w:tentative="1">
+      <w:start w:val="1"/>
+      <w:numFmt w:val="bullet"/>
+      <w:lvlText w:val=""/>
+      <w:lvlJc w:val="left"/>
+      <w:pPr>
+        <w:tabs>
+          <w:tab w:val="num" w:pos="2160"/>
+        </w:tabs>
+        <w:ind w:left="2160" w:hanging="360"/>
+      </w:pPr>
+      <w:rPr>
+        <w:rFonts w:ascii="Wingdings" w:hAnsi="Wingdings" w:hint="default"/>
+        <w:sz w:val="20"/>
+      </w:rPr>
+    </w:lvl>
+    <w:lvl w:ilvl="3" w:tentative="1">
+      <w:start w:val="1"/>
+      <w:numFmt w:val="bullet"/>
+      <w:lvlText w:val=""/>
+      <w:lvlJc w:val="left"/>
+      <w:pPr>
+        <w:tabs>
+          <w:tab w:val="num" w:pos="2880"/>
+        </w:tabs>
+        <w:ind w:left="2880" w:hanging="360"/>
+      </w:pPr>
+      <w:rPr>
+        <w:rFonts w:ascii="Wingdings" w:hAnsi="Wingdings" w:hint="default"/>
+        <w:sz w:val="20"/>
+      </w:rPr>
+    </w:lvl>
+    <w:lvl w:ilvl="4" w:tentative="1">
+      <w:start w:val="1"/>
+      <w:numFmt w:val="bullet"/>
+      <w:lvlText w:val=""/>
+      <w:lvlJc w:val="left"/>
+      <w:pPr>
+        <w:tabs>
+          <w:tab w:val="num" w:pos="3600"/>
+        </w:tabs>
+        <w:ind w:left="3600" w:hanging="360"/>
+      </w:pPr>
+      <w:rPr>
+        <w:rFonts w:ascii="Wingdings" w:hAnsi="Wingdings" w:hint="default"/>
+        <w:sz w:val="20"/>
+      </w:rPr>
+    </w:lvl>
+    <w:lvl w:ilvl="5" w:tentative="1">
+      <w:start w:val="1"/>
+      <w:numFmt w:val="bullet"/>
+      <w:lvlText w:val=""/>
+      <w:lvlJc w:val="left"/>
+      <w:pPr>
+        <w:tabs>
+          <w:tab w:val="num" w:pos="4320"/>
+        </w:tabs>
+        <w:ind w:left="4320" w:hanging="360"/>
+      </w:pPr>
+      <w:rPr>
+        <w:rFonts w:ascii="Wingdings" w:hAnsi="Wingdings" w:hint="default"/>
+        <w:sz w:val="20"/>
+      </w:rPr>
+    </w:lvl>
+    <w:lvl w:ilvl="6" w:tentative="1">
+      <w:start w:val="1"/>
+      <w:numFmt w:val="bullet"/>
+      <w:lvlText w:val=""/>
+      <w:lvlJc w:val="left"/>
+      <w:pPr>
+        <w:tabs>
+          <w:tab w:val="num" w:pos="5040"/>
+        </w:tabs>
+        <w:ind w:left="5040" w:hanging="360"/>
+      </w:pPr>
+      <w:rPr>
+        <w:rFonts w:ascii="Wingdings" w:hAnsi="Wingdings" w:hint="default"/>
+        <w:sz w:val="20"/>
+      </w:rPr>
+    </w:lvl>
+    <w:lvl w:ilvl="7" w:tentative="1">
+      <w:start w:val="1"/>
+      <w:numFmt w:val="bullet"/>
+      <w:lvlText w:val=""/>
+      <w:lvlJc w:val="left"/>
+      <w:pPr>
+        <w:tabs>
+          <w:tab w:val="num" w:pos="5760"/>
+        </w:tabs>
+        <w:ind w:left="5760" w:hanging="360"/>
+      </w:pPr>
+      <w:rPr>
+        <w:rFonts w:ascii="Wingdings" w:hAnsi="Wingdings" w:hint="default"/>
+        <w:sz w:val="20"/>
+      </w:rPr>
+    </w:lvl>
+    <w:lvl w:ilvl="8" w:tentative="1">
+      <w:start w:val="1"/>
+      <w:numFmt w:val="bullet"/>
+      <w:lvlText w:val=""/>
+      <w:lvlJc w:val="left"/>
+      <w:pPr>
+        <w:tabs>
+          <w:tab w:val="num" w:pos="6480"/>
+        </w:tabs>
+        <w:ind w:left="6480" w:hanging="360"/>
+      </w:pPr>
+      <w:rPr>
+        <w:rFonts w:ascii="Wingdings" w:hAnsi="Wingdings" w:hint="default"/>
+        <w:sz w:val="20"/>
+      </w:rPr>
+    </w:lvl>
+  </w:abstractNum>
+  <w:abstractNum w:abstractNumId="1" w15:restartNumberingAfterBreak="0">
+    <w:nsid w:val="15F47084"/>
+    <w:multiLevelType w:val="multilevel"/>
+    <w:tmpl w:val="733AFC9E"/>
+    <w:lvl w:ilvl="0">
+      <w:start w:val="1"/>
+      <w:numFmt w:val="bullet"/>
+      <w:lvlText w:val=""/>
+      <w:lvlJc w:val="left"/>
+      <w:pPr>
+        <w:tabs>
+          <w:tab w:val="num" w:pos="1440"/>
+        </w:tabs>
+        <w:ind w:left="1440" w:hanging="360"/>
+      </w:pPr>
+      <w:rPr>
+        <w:rFonts w:ascii="Symbol" w:hAnsi="Symbol" w:hint="default"/>
+        <w:sz w:val="20"/>
+      </w:rPr>
+    </w:lvl>
+    <w:lvl w:ilvl="1" w:tentative="1">
+      <w:start w:val="1"/>
+      <w:numFmt w:val="bullet"/>
+      <w:lvlText w:val="o"/>
+      <w:lvlJc w:val="left"/>
+      <w:pPr>
+        <w:tabs>
+          <w:tab w:val="num" w:pos="2160"/>
+        </w:tabs>
+        <w:ind w:left="2160" w:hanging="360"/>
+      </w:pPr>
+      <w:rPr>
+        <w:rFonts w:ascii="Courier New" w:hAnsi="Courier New" w:hint="default"/>
+        <w:sz w:val="20"/>
+      </w:rPr>
+    </w:lvl>
+    <w:lvl w:ilvl="2" w:tentative="1">
+      <w:start w:val="1"/>
+      <w:numFmt w:val="bullet"/>
+      <w:lvlText w:val=""/>
+      <w:lvlJc w:val="left"/>
+      <w:pPr>
+        <w:tabs>
+          <w:tab w:val="num" w:pos="2880"/>
+        </w:tabs>
+        <w:ind w:left="2880" w:hanging="360"/>
+      </w:pPr>
+      <w:rPr>
+        <w:rFonts w:ascii="Wingdings" w:hAnsi="Wingdings" w:hint="default"/>
+        <w:sz w:val="20"/>
+      </w:rPr>
+    </w:lvl>
+    <w:lvl w:ilvl="3" w:tentative="1">
+      <w:start w:val="1"/>
+      <w:numFmt w:val="bullet"/>
+      <w:lvlText w:val=""/>
+      <w:lvlJc w:val="left"/>
+      <w:pPr>
+        <w:tabs>
+          <w:tab w:val="num" w:pos="3600"/>
+        </w:tabs>
+        <w:ind w:left="3600" w:hanging="360"/>
+      </w:pPr>
+      <w:rPr>
+        <w:rFonts w:ascii="Wingdings" w:hAnsi="Wingdings" w:hint="default"/>
+        <w:sz w:val="20"/>
+      </w:rPr>
+    </w:lvl>
+    <w:lvl w:ilvl="4" w:tentative="1">
+      <w:start w:val="1"/>
+      <w:numFmt w:val="bullet"/>
+      <w:lvlText w:val=""/>
+      <w:lvlJc w:val="left"/>
+      <w:pPr>
+        <w:tabs>
+          <w:tab w:val="num" w:pos="4320"/>
+        </w:tabs>
+        <w:ind w:left="4320" w:hanging="360"/>
+      </w:pPr>
+      <w:rPr>
+        <w:rFonts w:ascii="Wingdings" w:hAnsi="Wingdings" w:hint="default"/>
+        <w:sz w:val="20"/>
+      </w:rPr>
+    </w:lvl>
+    <w:lvl w:ilvl="5" w:tentative="1">
+      <w:start w:val="1"/>
+      <w:numFmt w:val="bullet"/>
+      <w:lvlText w:val=""/>
+      <w:lvlJc w:val="left"/>
+      <w:pPr>
+        <w:tabs>
+          <w:tab w:val="num" w:pos="5040"/>
+        </w:tabs>
+        <w:ind w:left="5040" w:hanging="360"/>
+      </w:pPr>
+      <w:rPr>
+        <w:rFonts w:ascii="Wingdings" w:hAnsi="Wingdings" w:hint="default"/>
+        <w:sz w:val="20"/>
+      </w:rPr>
+    </w:lvl>
+    <w:lvl w:ilvl="6" w:tentative="1">
+      <w:start w:val="1"/>
+      <w:numFmt w:val="bullet"/>
+      <w:lvlText w:val=""/>
+      <w:lvlJc w:val="left"/>
+      <w:pPr>
+        <w:tabs>
+          <w:tab w:val="num" w:pos="5760"/>
+        </w:tabs>
+        <w:ind w:left="5760" w:hanging="360"/>
+      </w:pPr>
+      <w:rPr>
+        <w:rFonts w:ascii="Wingdings" w:hAnsi="Wingdings" w:hint="default"/>
+        <w:sz w:val="20"/>
+      </w:rPr>
+    </w:lvl>
+    <w:lvl w:ilvl="7" w:tentative="1">
+      <w:start w:val="1"/>
+      <w:numFmt w:val="bullet"/>
+      <w:lvlText w:val=""/>
+      <w:lvlJc w:val="left"/>
+      <w:pPr>
+        <w:tabs>
+          <w:tab w:val="num" w:pos="6480"/>
+        </w:tabs>
+        <w:ind w:left="6480" w:hanging="360"/>
+      </w:pPr>
+      <w:rPr>
+        <w:rFonts w:ascii="Wingdings" w:hAnsi="Wingdings" w:hint="default"/>
+        <w:sz w:val="20"/>
+      </w:rPr>
+    </w:lvl>
+    <w:lvl w:ilvl="8" w:tentative="1">
+      <w:start w:val="1"/>
+      <w:numFmt w:val="bullet"/>
+      <w:lvlText w:val=""/>
+      <w:lvlJc w:val="left"/>
+      <w:pPr>
+        <w:tabs>
+          <w:tab w:val="num" w:pos="7200"/>
+        </w:tabs>
+        <w:ind w:left="7200" w:hanging="360"/>
+      </w:pPr>
+      <w:rPr>
+        <w:rFonts w:ascii="Wingdings" w:hAnsi="Wingdings" w:hint="default"/>
+        <w:sz w:val="20"/>
+      </w:rPr>
+    </w:lvl>
+  </w:abstractNum>
+  <w:abstractNum w:abstractNumId="2" w15:restartNumberingAfterBreak="0">
     <w:nsid w:val="1A975223"/>
     <w:multiLevelType w:val="multilevel"/>
     <w:tmpl w:val="9B5ED46C"/>
@@ -583,7 +1390,269 @@
       </w:pPr>
     </w:lvl>
   </w:abstractNum>
-  <w:abstractNum w:abstractNumId="1" w15:restartNumberingAfterBreak="0">
+  <w:abstractNum w:abstractNumId="3" w15:restartNumberingAfterBreak="0">
+    <w:nsid w:val="1C006352"/>
+    <w:multiLevelType w:val="multilevel"/>
+    <w:tmpl w:val="37AE673E"/>
+    <w:lvl w:ilvl="0">
+      <w:start w:val="1"/>
+      <w:numFmt w:val="bullet"/>
+      <w:lvlText w:val=""/>
+      <w:lvlJc w:val="left"/>
+      <w:pPr>
+        <w:tabs>
+          <w:tab w:val="num" w:pos="1440"/>
+        </w:tabs>
+        <w:ind w:left="1440" w:hanging="360"/>
+      </w:pPr>
+      <w:rPr>
+        <w:rFonts w:ascii="Symbol" w:hAnsi="Symbol" w:hint="default"/>
+        <w:sz w:val="20"/>
+      </w:rPr>
+    </w:lvl>
+    <w:lvl w:ilvl="1">
+      <w:start w:val="1"/>
+      <w:numFmt w:val="bullet"/>
+      <w:lvlText w:val="o"/>
+      <w:lvlJc w:val="left"/>
+      <w:pPr>
+        <w:tabs>
+          <w:tab w:val="num" w:pos="2160"/>
+        </w:tabs>
+        <w:ind w:left="2160" w:hanging="360"/>
+      </w:pPr>
+      <w:rPr>
+        <w:rFonts w:ascii="Courier New" w:hAnsi="Courier New" w:hint="default"/>
+        <w:sz w:val="20"/>
+      </w:rPr>
+    </w:lvl>
+    <w:lvl w:ilvl="2" w:tentative="1">
+      <w:start w:val="1"/>
+      <w:numFmt w:val="bullet"/>
+      <w:lvlText w:val=""/>
+      <w:lvlJc w:val="left"/>
+      <w:pPr>
+        <w:tabs>
+          <w:tab w:val="num" w:pos="2880"/>
+        </w:tabs>
+        <w:ind w:left="2880" w:hanging="360"/>
+      </w:pPr>
+      <w:rPr>
+        <w:rFonts w:ascii="Wingdings" w:hAnsi="Wingdings" w:hint="default"/>
+        <w:sz w:val="20"/>
+      </w:rPr>
+    </w:lvl>
+    <w:lvl w:ilvl="3" w:tentative="1">
+      <w:start w:val="1"/>
+      <w:numFmt w:val="bullet"/>
+      <w:lvlText w:val=""/>
+      <w:lvlJc w:val="left"/>
+      <w:pPr>
+        <w:tabs>
+          <w:tab w:val="num" w:pos="3600"/>
+        </w:tabs>
+        <w:ind w:left="3600" w:hanging="360"/>
+      </w:pPr>
+      <w:rPr>
+        <w:rFonts w:ascii="Wingdings" w:hAnsi="Wingdings" w:hint="default"/>
+        <w:sz w:val="20"/>
+      </w:rPr>
+    </w:lvl>
+    <w:lvl w:ilvl="4" w:tentative="1">
+      <w:start w:val="1"/>
+      <w:numFmt w:val="bullet"/>
+      <w:lvlText w:val=""/>
+      <w:lvlJc w:val="left"/>
+      <w:pPr>
+        <w:tabs>
+          <w:tab w:val="num" w:pos="4320"/>
+        </w:tabs>
+        <w:ind w:left="4320" w:hanging="360"/>
+      </w:pPr>
+      <w:rPr>
+        <w:rFonts w:ascii="Wingdings" w:hAnsi="Wingdings" w:hint="default"/>
+        <w:sz w:val="20"/>
+      </w:rPr>
+    </w:lvl>
+    <w:lvl w:ilvl="5" w:tentative="1">
+      <w:start w:val="1"/>
+      <w:numFmt w:val="bullet"/>
+      <w:lvlText w:val=""/>
+      <w:lvlJc w:val="left"/>
+      <w:pPr>
+        <w:tabs>
+          <w:tab w:val="num" w:pos="5040"/>
+        </w:tabs>
+        <w:ind w:left="5040" w:hanging="360"/>
+      </w:pPr>
+      <w:rPr>
+        <w:rFonts w:ascii="Wingdings" w:hAnsi="Wingdings" w:hint="default"/>
+        <w:sz w:val="20"/>
+      </w:rPr>
+    </w:lvl>
+    <w:lvl w:ilvl="6" w:tentative="1">
+      <w:start w:val="1"/>
+      <w:numFmt w:val="bullet"/>
+      <w:lvlText w:val=""/>
+      <w:lvlJc w:val="left"/>
+      <w:pPr>
+        <w:tabs>
+          <w:tab w:val="num" w:pos="5760"/>
+        </w:tabs>
+        <w:ind w:left="5760" w:hanging="360"/>
+      </w:pPr>
+      <w:rPr>
+        <w:rFonts w:ascii="Wingdings" w:hAnsi="Wingdings" w:hint="default"/>
+        <w:sz w:val="20"/>
+      </w:rPr>
+    </w:lvl>
+    <w:lvl w:ilvl="7" w:tentative="1">
+      <w:start w:val="1"/>
+      <w:numFmt w:val="bullet"/>
+      <w:lvlText w:val=""/>
+      <w:lvlJc w:val="left"/>
+      <w:pPr>
+        <w:tabs>
+          <w:tab w:val="num" w:pos="6480"/>
+        </w:tabs>
+        <w:ind w:left="6480" w:hanging="360"/>
+      </w:pPr>
+      <w:rPr>
+        <w:rFonts w:ascii="Wingdings" w:hAnsi="Wingdings" w:hint="default"/>
+        <w:sz w:val="20"/>
+      </w:rPr>
+    </w:lvl>
+    <w:lvl w:ilvl="8" w:tentative="1">
+      <w:start w:val="1"/>
+      <w:numFmt w:val="bullet"/>
+      <w:lvlText w:val=""/>
+      <w:lvlJc w:val="left"/>
+      <w:pPr>
+        <w:tabs>
+          <w:tab w:val="num" w:pos="7200"/>
+        </w:tabs>
+        <w:ind w:left="7200" w:hanging="360"/>
+      </w:pPr>
+      <w:rPr>
+        <w:rFonts w:ascii="Wingdings" w:hAnsi="Wingdings" w:hint="default"/>
+        <w:sz w:val="20"/>
+      </w:rPr>
+    </w:lvl>
+  </w:abstractNum>
+  <w:abstractNum w:abstractNumId="4" w15:restartNumberingAfterBreak="0">
+    <w:nsid w:val="230068D4"/>
+    <w:multiLevelType w:val="multilevel"/>
+    <w:tmpl w:val="D22C7A92"/>
+    <w:lvl w:ilvl="0">
+      <w:start w:val="1"/>
+      <w:numFmt w:val="decimal"/>
+      <w:lvlText w:val="%1."/>
+      <w:lvlJc w:val="left"/>
+      <w:pPr>
+        <w:tabs>
+          <w:tab w:val="num" w:pos="1080"/>
+        </w:tabs>
+        <w:ind w:left="1080" w:hanging="360"/>
+      </w:pPr>
+    </w:lvl>
+    <w:lvl w:ilvl="1" w:tentative="1">
+      <w:start w:val="1"/>
+      <w:numFmt w:val="decimal"/>
+      <w:lvlText w:val="%2."/>
+      <w:lvlJc w:val="left"/>
+      <w:pPr>
+        <w:tabs>
+          <w:tab w:val="num" w:pos="1800"/>
+        </w:tabs>
+        <w:ind w:left="1800" w:hanging="360"/>
+      </w:pPr>
+    </w:lvl>
+    <w:lvl w:ilvl="2" w:tentative="1">
+      <w:start w:val="1"/>
+      <w:numFmt w:val="decimal"/>
+      <w:lvlText w:val="%3."/>
+      <w:lvlJc w:val="left"/>
+      <w:pPr>
+        <w:tabs>
+          <w:tab w:val="num" w:pos="2520"/>
+        </w:tabs>
+        <w:ind w:left="2520" w:hanging="360"/>
+      </w:pPr>
+    </w:lvl>
+    <w:lvl w:ilvl="3" w:tentative="1">
+      <w:start w:val="1"/>
+      <w:numFmt w:val="decimal"/>
+      <w:lvlText w:val="%4."/>
+      <w:lvlJc w:val="left"/>
+      <w:pPr>
+        <w:tabs>
+          <w:tab w:val="num" w:pos="3240"/>
+        </w:tabs>
+        <w:ind w:left="3240" w:hanging="360"/>
+      </w:pPr>
+    </w:lvl>
+    <w:lvl w:ilvl="4" w:tentative="1">
+      <w:start w:val="1"/>
+      <w:numFmt w:val="decimal"/>
+      <w:lvlText w:val="%5."/>
+      <w:lvlJc w:val="left"/>
+      <w:pPr>
+        <w:tabs>
+          <w:tab w:val="num" w:pos="3960"/>
+        </w:tabs>
+        <w:ind w:left="3960" w:hanging="360"/>
+      </w:pPr>
+    </w:lvl>
+    <w:lvl w:ilvl="5" w:tentative="1">
+      <w:start w:val="1"/>
+      <w:numFmt w:val="decimal"/>
+      <w:lvlText w:val="%6."/>
+      <w:lvlJc w:val="left"/>
+      <w:pPr>
+        <w:tabs>
+          <w:tab w:val="num" w:pos="4680"/>
+        </w:tabs>
+        <w:ind w:left="4680" w:hanging="360"/>
+      </w:pPr>
+    </w:lvl>
+    <w:lvl w:ilvl="6" w:tentative="1">
+      <w:start w:val="1"/>
+      <w:numFmt w:val="decimal"/>
+      <w:lvlText w:val="%7."/>
+      <w:lvlJc w:val="left"/>
+      <w:pPr>
+        <w:tabs>
+          <w:tab w:val="num" w:pos="5400"/>
+        </w:tabs>
+        <w:ind w:left="5400" w:hanging="360"/>
+      </w:pPr>
+    </w:lvl>
+    <w:lvl w:ilvl="7" w:tentative="1">
+      <w:start w:val="1"/>
+      <w:numFmt w:val="decimal"/>
+      <w:lvlText w:val="%8."/>
+      <w:lvlJc w:val="left"/>
+      <w:pPr>
+        <w:tabs>
+          <w:tab w:val="num" w:pos="6120"/>
+        </w:tabs>
+        <w:ind w:left="6120" w:hanging="360"/>
+      </w:pPr>
+    </w:lvl>
+    <w:lvl w:ilvl="8" w:tentative="1">
+      <w:start w:val="1"/>
+      <w:numFmt w:val="decimal"/>
+      <w:lvlText w:val="%9."/>
+      <w:lvlJc w:val="left"/>
+      <w:pPr>
+        <w:tabs>
+          <w:tab w:val="num" w:pos="6840"/>
+        </w:tabs>
+        <w:ind w:left="6840" w:hanging="360"/>
+      </w:pPr>
+    </w:lvl>
+  </w:abstractNum>
+  <w:abstractNum w:abstractNumId="5" w15:restartNumberingAfterBreak="0">
     <w:nsid w:val="47817578"/>
     <w:multiLevelType w:val="hybridMultilevel"/>
     <w:tmpl w:val="320C6DC0"/>
@@ -695,7 +1764,273 @@
       </w:rPr>
     </w:lvl>
   </w:abstractNum>
-  <w:abstractNum w:abstractNumId="2" w15:restartNumberingAfterBreak="0">
+  <w:abstractNum w:abstractNumId="6" w15:restartNumberingAfterBreak="0">
+    <w:nsid w:val="501D1CD6"/>
+    <w:multiLevelType w:val="multilevel"/>
+    <w:tmpl w:val="DCB8FC94"/>
+    <w:lvl w:ilvl="0">
+      <w:start w:val="1"/>
+      <w:numFmt w:val="decimal"/>
+      <w:lvlText w:val="%1."/>
+      <w:lvlJc w:val="left"/>
+      <w:pPr>
+        <w:tabs>
+          <w:tab w:val="num" w:pos="720"/>
+        </w:tabs>
+        <w:ind w:left="720" w:hanging="360"/>
+      </w:pPr>
+    </w:lvl>
+    <w:lvl w:ilvl="1">
+      <w:start w:val="1"/>
+      <w:numFmt w:val="bullet"/>
+      <w:lvlText w:val="o"/>
+      <w:lvlJc w:val="left"/>
+      <w:pPr>
+        <w:tabs>
+          <w:tab w:val="num" w:pos="1440"/>
+        </w:tabs>
+        <w:ind w:left="1440" w:hanging="360"/>
+      </w:pPr>
+      <w:rPr>
+        <w:rFonts w:ascii="Courier New" w:hAnsi="Courier New" w:hint="default"/>
+        <w:sz w:val="20"/>
+      </w:rPr>
+    </w:lvl>
+    <w:lvl w:ilvl="2" w:tentative="1">
+      <w:start w:val="1"/>
+      <w:numFmt w:val="decimal"/>
+      <w:lvlText w:val="%3."/>
+      <w:lvlJc w:val="left"/>
+      <w:pPr>
+        <w:tabs>
+          <w:tab w:val="num" w:pos="2160"/>
+        </w:tabs>
+        <w:ind w:left="2160" w:hanging="360"/>
+      </w:pPr>
+    </w:lvl>
+    <w:lvl w:ilvl="3" w:tentative="1">
+      <w:start w:val="1"/>
+      <w:numFmt w:val="decimal"/>
+      <w:lvlText w:val="%4."/>
+      <w:lvlJc w:val="left"/>
+      <w:pPr>
+        <w:tabs>
+          <w:tab w:val="num" w:pos="2880"/>
+        </w:tabs>
+        <w:ind w:left="2880" w:hanging="360"/>
+      </w:pPr>
+    </w:lvl>
+    <w:lvl w:ilvl="4" w:tentative="1">
+      <w:start w:val="1"/>
+      <w:numFmt w:val="decimal"/>
+      <w:lvlText w:val="%5."/>
+      <w:lvlJc w:val="left"/>
+      <w:pPr>
+        <w:tabs>
+          <w:tab w:val="num" w:pos="3600"/>
+        </w:tabs>
+        <w:ind w:left="3600" w:hanging="360"/>
+      </w:pPr>
+    </w:lvl>
+    <w:lvl w:ilvl="5" w:tentative="1">
+      <w:start w:val="1"/>
+      <w:numFmt w:val="decimal"/>
+      <w:lvlText w:val="%6."/>
+      <w:lvlJc w:val="left"/>
+      <w:pPr>
+        <w:tabs>
+          <w:tab w:val="num" w:pos="4320"/>
+        </w:tabs>
+        <w:ind w:left="4320" w:hanging="360"/>
+      </w:pPr>
+    </w:lvl>
+    <w:lvl w:ilvl="6" w:tentative="1">
+      <w:start w:val="1"/>
+      <w:numFmt w:val="decimal"/>
+      <w:lvlText w:val="%7."/>
+      <w:lvlJc w:val="left"/>
+      <w:pPr>
+        <w:tabs>
+          <w:tab w:val="num" w:pos="5040"/>
+        </w:tabs>
+        <w:ind w:left="5040" w:hanging="360"/>
+      </w:pPr>
+    </w:lvl>
+    <w:lvl w:ilvl="7" w:tentative="1">
+      <w:start w:val="1"/>
+      <w:numFmt w:val="decimal"/>
+      <w:lvlText w:val="%8."/>
+      <w:lvlJc w:val="left"/>
+      <w:pPr>
+        <w:tabs>
+          <w:tab w:val="num" w:pos="5760"/>
+        </w:tabs>
+        <w:ind w:left="5760" w:hanging="360"/>
+      </w:pPr>
+    </w:lvl>
+    <w:lvl w:ilvl="8" w:tentative="1">
+      <w:start w:val="1"/>
+      <w:numFmt w:val="decimal"/>
+      <w:lvlText w:val="%9."/>
+      <w:lvlJc w:val="left"/>
+      <w:pPr>
+        <w:tabs>
+          <w:tab w:val="num" w:pos="6480"/>
+        </w:tabs>
+        <w:ind w:left="6480" w:hanging="360"/>
+      </w:pPr>
+    </w:lvl>
+  </w:abstractNum>
+  <w:abstractNum w:abstractNumId="7" w15:restartNumberingAfterBreak="0">
+    <w:nsid w:val="51212138"/>
+    <w:multiLevelType w:val="multilevel"/>
+    <w:tmpl w:val="4ED81638"/>
+    <w:lvl w:ilvl="0">
+      <w:start w:val="1"/>
+      <w:numFmt w:val="bullet"/>
+      <w:lvlText w:val=""/>
+      <w:lvlJc w:val="left"/>
+      <w:pPr>
+        <w:tabs>
+          <w:tab w:val="num" w:pos="1080"/>
+        </w:tabs>
+        <w:ind w:left="1080" w:hanging="360"/>
+      </w:pPr>
+      <w:rPr>
+        <w:rFonts w:ascii="Symbol" w:hAnsi="Symbol" w:hint="default"/>
+        <w:sz w:val="20"/>
+      </w:rPr>
+    </w:lvl>
+    <w:lvl w:ilvl="1" w:tentative="1">
+      <w:start w:val="1"/>
+      <w:numFmt w:val="bullet"/>
+      <w:lvlText w:val="o"/>
+      <w:lvlJc w:val="left"/>
+      <w:pPr>
+        <w:tabs>
+          <w:tab w:val="num" w:pos="1800"/>
+        </w:tabs>
+        <w:ind w:left="1800" w:hanging="360"/>
+      </w:pPr>
+      <w:rPr>
+        <w:rFonts w:ascii="Courier New" w:hAnsi="Courier New" w:hint="default"/>
+        <w:sz w:val="20"/>
+      </w:rPr>
+    </w:lvl>
+    <w:lvl w:ilvl="2" w:tentative="1">
+      <w:start w:val="1"/>
+      <w:numFmt w:val="bullet"/>
+      <w:lvlText w:val=""/>
+      <w:lvlJc w:val="left"/>
+      <w:pPr>
+        <w:tabs>
+          <w:tab w:val="num" w:pos="2520"/>
+        </w:tabs>
+        <w:ind w:left="2520" w:hanging="360"/>
+      </w:pPr>
+      <w:rPr>
+        <w:rFonts w:ascii="Wingdings" w:hAnsi="Wingdings" w:hint="default"/>
+        <w:sz w:val="20"/>
+      </w:rPr>
+    </w:lvl>
+    <w:lvl w:ilvl="3" w:tentative="1">
+      <w:start w:val="1"/>
+      <w:numFmt w:val="bullet"/>
+      <w:lvlText w:val=""/>
+      <w:lvlJc w:val="left"/>
+      <w:pPr>
+        <w:tabs>
+          <w:tab w:val="num" w:pos="3240"/>
+        </w:tabs>
+        <w:ind w:left="3240" w:hanging="360"/>
+      </w:pPr>
+      <w:rPr>
+        <w:rFonts w:ascii="Wingdings" w:hAnsi="Wingdings" w:hint="default"/>
+        <w:sz w:val="20"/>
+      </w:rPr>
+    </w:lvl>
+    <w:lvl w:ilvl="4" w:tentative="1">
+      <w:start w:val="1"/>
+      <w:numFmt w:val="bullet"/>
+      <w:lvlText w:val=""/>
+      <w:lvlJc w:val="left"/>
+      <w:pPr>
+        <w:tabs>
+          <w:tab w:val="num" w:pos="3960"/>
+        </w:tabs>
+        <w:ind w:left="3960" w:hanging="360"/>
+      </w:pPr>
+      <w:rPr>
+        <w:rFonts w:ascii="Wingdings" w:hAnsi="Wingdings" w:hint="default"/>
+        <w:sz w:val="20"/>
+      </w:rPr>
+    </w:lvl>
+    <w:lvl w:ilvl="5" w:tentative="1">
+      <w:start w:val="1"/>
+      <w:numFmt w:val="bullet"/>
+      <w:lvlText w:val=""/>
+      <w:lvlJc w:val="left"/>
+      <w:pPr>
+        <w:tabs>
+          <w:tab w:val="num" w:pos="4680"/>
+        </w:tabs>
+        <w:ind w:left="4680" w:hanging="360"/>
+      </w:pPr>
+      <w:rPr>
+        <w:rFonts w:ascii="Wingdings" w:hAnsi="Wingdings" w:hint="default"/>
+        <w:sz w:val="20"/>
+      </w:rPr>
+    </w:lvl>
+    <w:lvl w:ilvl="6" w:tentative="1">
+      <w:start w:val="1"/>
+      <w:numFmt w:val="bullet"/>
+      <w:lvlText w:val=""/>
+      <w:lvlJc w:val="left"/>
+      <w:pPr>
+        <w:tabs>
+          <w:tab w:val="num" w:pos="5400"/>
+        </w:tabs>
+        <w:ind w:left="5400" w:hanging="360"/>
+      </w:pPr>
+      <w:rPr>
+        <w:rFonts w:ascii="Wingdings" w:hAnsi="Wingdings" w:hint="default"/>
+        <w:sz w:val="20"/>
+      </w:rPr>
+    </w:lvl>
+    <w:lvl w:ilvl="7" w:tentative="1">
+      <w:start w:val="1"/>
+      <w:numFmt w:val="bullet"/>
+      <w:lvlText w:val=""/>
+      <w:lvlJc w:val="left"/>
+      <w:pPr>
+        <w:tabs>
+          <w:tab w:val="num" w:pos="6120"/>
+        </w:tabs>
+        <w:ind w:left="6120" w:hanging="360"/>
+      </w:pPr>
+      <w:rPr>
+        <w:rFonts w:ascii="Wingdings" w:hAnsi="Wingdings" w:hint="default"/>
+        <w:sz w:val="20"/>
+      </w:rPr>
+    </w:lvl>
+    <w:lvl w:ilvl="8" w:tentative="1">
+      <w:start w:val="1"/>
+      <w:numFmt w:val="bullet"/>
+      <w:lvlText w:val=""/>
+      <w:lvlJc w:val="left"/>
+      <w:pPr>
+        <w:tabs>
+          <w:tab w:val="num" w:pos="6840"/>
+        </w:tabs>
+        <w:ind w:left="6840" w:hanging="360"/>
+      </w:pPr>
+      <w:rPr>
+        <w:rFonts w:ascii="Wingdings" w:hAnsi="Wingdings" w:hint="default"/>
+        <w:sz w:val="20"/>
+      </w:rPr>
+    </w:lvl>
+  </w:abstractNum>
+  <w:abstractNum w:abstractNumId="8" w15:restartNumberingAfterBreak="0">
     <w:nsid w:val="6BE73AED"/>
     <w:multiLevelType w:val="hybridMultilevel"/>
     <w:tmpl w:val="12CEDF38"/>
@@ -807,7 +2142,7 @@
       </w:rPr>
     </w:lvl>
   </w:abstractNum>
-  <w:abstractNum w:abstractNumId="3" w15:restartNumberingAfterBreak="0">
+  <w:abstractNum w:abstractNumId="9" w15:restartNumberingAfterBreak="0">
     <w:nsid w:val="6DBB7E23"/>
     <w:multiLevelType w:val="multilevel"/>
     <w:tmpl w:val="985A40B4"/>
@@ -920,16 +2255,150 @@
       </w:pPr>
     </w:lvl>
   </w:abstractNum>
+  <w:abstractNum w:abstractNumId="10" w15:restartNumberingAfterBreak="0">
+    <w:nsid w:val="731C3E6D"/>
+    <w:multiLevelType w:val="multilevel"/>
+    <w:tmpl w:val="1A20BCB2"/>
+    <w:lvl w:ilvl="0">
+      <w:start w:val="1"/>
+      <w:numFmt w:val="decimal"/>
+      <w:lvlText w:val="%1."/>
+      <w:lvlJc w:val="left"/>
+      <w:pPr>
+        <w:tabs>
+          <w:tab w:val="num" w:pos="720"/>
+        </w:tabs>
+        <w:ind w:left="720" w:hanging="360"/>
+      </w:pPr>
+    </w:lvl>
+    <w:lvl w:ilvl="1" w:tentative="1">
+      <w:start w:val="1"/>
+      <w:numFmt w:val="decimal"/>
+      <w:lvlText w:val="%2."/>
+      <w:lvlJc w:val="left"/>
+      <w:pPr>
+        <w:tabs>
+          <w:tab w:val="num" w:pos="1440"/>
+        </w:tabs>
+        <w:ind w:left="1440" w:hanging="360"/>
+      </w:pPr>
+    </w:lvl>
+    <w:lvl w:ilvl="2" w:tentative="1">
+      <w:start w:val="1"/>
+      <w:numFmt w:val="decimal"/>
+      <w:lvlText w:val="%3."/>
+      <w:lvlJc w:val="left"/>
+      <w:pPr>
+        <w:tabs>
+          <w:tab w:val="num" w:pos="2160"/>
+        </w:tabs>
+        <w:ind w:left="2160" w:hanging="360"/>
+      </w:pPr>
+    </w:lvl>
+    <w:lvl w:ilvl="3" w:tentative="1">
+      <w:start w:val="1"/>
+      <w:numFmt w:val="decimal"/>
+      <w:lvlText w:val="%4."/>
+      <w:lvlJc w:val="left"/>
+      <w:pPr>
+        <w:tabs>
+          <w:tab w:val="num" w:pos="2880"/>
+        </w:tabs>
+        <w:ind w:left="2880" w:hanging="360"/>
+      </w:pPr>
+    </w:lvl>
+    <w:lvl w:ilvl="4" w:tentative="1">
+      <w:start w:val="1"/>
+      <w:numFmt w:val="decimal"/>
+      <w:lvlText w:val="%5."/>
+      <w:lvlJc w:val="left"/>
+      <w:pPr>
+        <w:tabs>
+          <w:tab w:val="num" w:pos="3600"/>
+        </w:tabs>
+        <w:ind w:left="3600" w:hanging="360"/>
+      </w:pPr>
+    </w:lvl>
+    <w:lvl w:ilvl="5" w:tentative="1">
+      <w:start w:val="1"/>
+      <w:numFmt w:val="decimal"/>
+      <w:lvlText w:val="%6."/>
+      <w:lvlJc w:val="left"/>
+      <w:pPr>
+        <w:tabs>
+          <w:tab w:val="num" w:pos="4320"/>
+        </w:tabs>
+        <w:ind w:left="4320" w:hanging="360"/>
+      </w:pPr>
+    </w:lvl>
+    <w:lvl w:ilvl="6" w:tentative="1">
+      <w:start w:val="1"/>
+      <w:numFmt w:val="decimal"/>
+      <w:lvlText w:val="%7."/>
+      <w:lvlJc w:val="left"/>
+      <w:pPr>
+        <w:tabs>
+          <w:tab w:val="num" w:pos="5040"/>
+        </w:tabs>
+        <w:ind w:left="5040" w:hanging="360"/>
+      </w:pPr>
+    </w:lvl>
+    <w:lvl w:ilvl="7" w:tentative="1">
+      <w:start w:val="1"/>
+      <w:numFmt w:val="decimal"/>
+      <w:lvlText w:val="%8."/>
+      <w:lvlJc w:val="left"/>
+      <w:pPr>
+        <w:tabs>
+          <w:tab w:val="num" w:pos="5760"/>
+        </w:tabs>
+        <w:ind w:left="5760" w:hanging="360"/>
+      </w:pPr>
+    </w:lvl>
+    <w:lvl w:ilvl="8" w:tentative="1">
+      <w:start w:val="1"/>
+      <w:numFmt w:val="decimal"/>
+      <w:lvlText w:val="%9."/>
+      <w:lvlJc w:val="left"/>
+      <w:pPr>
+        <w:tabs>
+          <w:tab w:val="num" w:pos="6480"/>
+        </w:tabs>
+        <w:ind w:left="6480" w:hanging="360"/>
+      </w:pPr>
+    </w:lvl>
+  </w:abstractNum>
   <w:num w:numId="1" w16cid:durableId="1650666089">
+    <w:abstractNumId w:val="9"/>
+  </w:num>
+  <w:num w:numId="2" w16cid:durableId="1797991669">
+    <w:abstractNumId w:val="2"/>
+  </w:num>
+  <w:num w:numId="3" w16cid:durableId="1223715560">
+    <w:abstractNumId w:val="8"/>
+  </w:num>
+  <w:num w:numId="4" w16cid:durableId="166020545">
+    <w:abstractNumId w:val="5"/>
+  </w:num>
+  <w:num w:numId="5" w16cid:durableId="1819766077">
+    <w:abstractNumId w:val="0"/>
+  </w:num>
+  <w:num w:numId="6" w16cid:durableId="147553177">
     <w:abstractNumId w:val="3"/>
   </w:num>
-  <w:num w:numId="2" w16cid:durableId="1797991669">
-    <w:abstractNumId w:val="0"/>
+  <w:num w:numId="7" w16cid:durableId="1492866615">
+    <w:abstractNumId w:val="10"/>
   </w:num>
-  <w:num w:numId="3" w16cid:durableId="1223715560">
-    <w:abstractNumId w:val="2"/>
+  <w:num w:numId="8" w16cid:durableId="1627926037">
+    <w:abstractNumId w:val="7"/>
   </w:num>
-  <w:num w:numId="4" w16cid:durableId="166020545">
+  <w:num w:numId="9" w16cid:durableId="1657609699">
+    <w:abstractNumId w:val="4"/>
+  </w:num>
+  <w:num w:numId="10" w16cid:durableId="528302594">
+    <w:abstractNumId w:val="6"/>
+  </w:num>
+  <w:num w:numId="11" w16cid:durableId="65538116">
     <w:abstractNumId w:val="1"/>
   </w:num>
 </w:numbering>
@@ -1544,7 +3013,6 @@
   <w:style w:type="character" w:default="1" w:styleId="DefaultParagraphFont">
     <w:name w:val="Default Paragraph Font"/>
     <w:uiPriority w:val="1"/>
-    <w:semiHidden/>
     <w:unhideWhenUsed/>
   </w:style>
   <w:style w:type="table" w:default="1" w:styleId="TableNormal">
